--- a/pr-preview/pr-188/model-validation-handout.docx
+++ b/pr-preview/pr-188/model-validation-handout.docx
@@ -15,7 +15,7 @@
         <w:pStyle w:val="Date"/>
       </w:pPr>
       <w:r>
-        <w:t xml:space="preserve">Last modified: 2026-10-15 02:39:57 (PDT)</w:t>
+        <w:t xml:space="preserve">Last modified: 2026-10-15 05:45:18 (PDT)</w:t>
       </w:r>
     </w:p>
     <w:bookmarkStart w:id="17" w:name="sec-data-sets"/>
@@ -9279,7 +9279,7 @@
         <w:t xml:space="preserve"> </w:t>
       </w:r>
       <w:r>
-        <w:t xml:space="preserve">Show that the</w:t>
+        <w:t xml:space="preserve">Write the</w:t>
       </w:r>
       <w:r>
         <w:t xml:space="preserve"> </w:t>
@@ -9295,8 +9295,47 @@
       <w:r>
         <w:t xml:space="preserve"> </w:t>
       </w:r>
-      <w:r>
-        <w:t xml:space="preserve">is the mean of the</w:t>
+      <m:oMath>
+        <m:sSup>
+          <m:e>
+            <m:r>
+              <m:rPr>
+                <m:sty m:val="p"/>
+              </m:rPr>
+              <m:t>Err</m:t>
+            </m:r>
+          </m:e>
+          <m:sup>
+            <m:r>
+              <m:t>g</m:t>
+            </m:r>
+          </m:sup>
+        </m:sSup>
+        <m:r>
+          <m:t>​</m:t>
+        </m:r>
+        <m:d>
+          <m:dPr>
+            <m:begChr m:val="("/>
+            <m:sepChr m:val=""/>
+            <m:endChr m:val=")"/>
+            <m:grow/>
+          </m:dPr>
+          <m:e>
+            <m:r>
+              <m:t>n</m:t>
+            </m:r>
+          </m:e>
+        </m:d>
+        <m:r>
+          <m:t>​</m:t>
+        </m:r>
+      </m:oMath>
+      <w:r>
+        <w:t xml:space="preserve"> </w:t>
+      </w:r>
+      <w:r>
+        <w:t xml:space="preserve">in terms of the</w:t>
       </w:r>
       <w:r>
         <w:t xml:space="preserve"> </w:t>
@@ -9321,10 +9360,60 @@
         </m:oMath>
       </w:hyperlink>
       <w:r>
-        <w:t xml:space="preserve"> </w:t>
-      </w:r>
-      <w:r>
-        <w:t xml:space="preserve">over the distribution of</w:t>
+        <w:t xml:space="preserve">,</w:t>
+      </w:r>
+      <w:r>
+        <w:t xml:space="preserve"> </w:t>
+      </w:r>
+      <m:oMath>
+        <m:sSubSup>
+          <m:e>
+            <m:r>
+              <m:rPr>
+                <m:sty m:val="p"/>
+              </m:rPr>
+              <m:t>EPE</m:t>
+            </m:r>
+          </m:e>
+          <m:sub>
+            <m:r>
+              <m:t>n</m:t>
+            </m:r>
+          </m:sub>
+          <m:sup>
+            <m:r>
+              <m:t>g</m:t>
+            </m:r>
+          </m:sup>
+        </m:sSubSup>
+        <m:r>
+          <m:t>​</m:t>
+        </m:r>
+        <m:d>
+          <m:dPr>
+            <m:begChr m:val="("/>
+            <m:sepChr m:val=""/>
+            <m:endChr m:val=")"/>
+            <m:grow/>
+          </m:dPr>
+          <m:e>
+            <m:r>
+              <m:t>x</m:t>
+            </m:r>
+          </m:e>
+        </m:d>
+        <m:r>
+          <m:t>​</m:t>
+        </m:r>
+      </m:oMath>
+      <w:r>
+        <w:t xml:space="preserve">,</w:t>
+      </w:r>
+      <w:r>
+        <w:t xml:space="preserve"> </w:t>
+      </w:r>
+      <w:r>
+        <w:t xml:space="preserve">and the distribution of</w:t>
       </w:r>
       <w:r>
         <w:t xml:space="preserve"> </w:t>
@@ -9347,145 +9436,14 @@
         </m:sSub>
       </m:oMath>
       <w:r>
-        <w:t xml:space="preserve">:</w:t>
-      </w:r>
-    </w:p>
-    <w:p>
-      <w:pPr>
-        <w:pStyle w:val="BodyText"/>
-      </w:pPr>
-      <m:oMathPara>
-        <m:oMathParaPr>
-          <m:jc m:val="center"/>
-        </m:oMathParaPr>
-        <m:oMath>
-          <m:sSup>
-            <m:e>
-              <m:r>
-                <m:rPr>
-                  <m:sty m:val="p"/>
-                </m:rPr>
-                <m:t>Err</m:t>
-              </m:r>
-            </m:e>
-            <m:sup>
-              <m:r>
-                <m:t>g</m:t>
-              </m:r>
-            </m:sup>
-          </m:sSup>
-          <m:r>
-            <m:t>​</m:t>
-          </m:r>
-          <m:d>
-            <m:dPr>
-              <m:begChr m:val="("/>
-              <m:sepChr m:val=""/>
-              <m:endChr m:val=")"/>
-              <m:grow/>
-            </m:dPr>
-            <m:e>
-              <m:r>
-                <m:t>n</m:t>
-              </m:r>
-            </m:e>
-          </m:d>
-          <m:r>
-            <m:t>​</m:t>
-          </m:r>
-          <m:r>
-            <m:rPr>
-              <m:sty m:val="p"/>
-            </m:rPr>
-            <m:t>=</m:t>
-          </m:r>
-          <m:r>
-            <m:rPr>
-              <m:sty m:val="p"/>
-            </m:rPr>
-            <m:t>E</m:t>
-          </m:r>
-          <m:r>
-            <m:t>​</m:t>
-          </m:r>
-          <m:d>
-            <m:dPr>
-              <m:begChr m:val="["/>
-              <m:sepChr m:val=""/>
-              <m:endChr m:val="]"/>
-              <m:grow/>
-            </m:dPr>
-            <m:e>
-              <m:sSubSup>
-                <m:e>
-                  <m:r>
-                    <m:rPr>
-                      <m:sty m:val="p"/>
-                    </m:rPr>
-                    <m:t>EPE</m:t>
-                  </m:r>
-                </m:e>
-                <m:sub>
-                  <m:r>
-                    <m:t>n</m:t>
-                  </m:r>
-                </m:sub>
-                <m:sup>
-                  <m:r>
-                    <m:t>g</m:t>
-                  </m:r>
-                </m:sup>
-              </m:sSubSup>
-              <m:r>
-                <m:t>​</m:t>
-              </m:r>
-              <m:d>
-                <m:dPr>
-                  <m:begChr m:val="("/>
-                  <m:sepChr m:val=""/>
-                  <m:endChr m:val=")"/>
-                  <m:grow/>
-                </m:dPr>
-                <m:e>
-                  <m:sSub>
-                    <m:e>
-                      <m:r>
-                        <m:t>X</m:t>
-                      </m:r>
-                    </m:e>
-                    <m:sub>
-                      <m:r>
-                        <m:rPr>
-                          <m:sty m:val="p"/>
-                        </m:rPr>
-                        <m:t>*</m:t>
-                      </m:r>
-                    </m:sub>
-                  </m:sSub>
-                </m:e>
-              </m:d>
-              <m:r>
-                <m:t>​</m:t>
-              </m:r>
-            </m:e>
-          </m:d>
-          <m:r>
-            <m:t>​</m:t>
-          </m:r>
-          <m:r>
-            <m:rPr>
-              <m:sty m:val="p"/>
-            </m:rPr>
-            <m:t>.</m:t>
-          </m:r>
-        </m:oMath>
-      </m:oMathPara>
+        <w:t xml:space="preserve">.</w:t>
+      </w:r>
     </w:p>
     <w:bookmarkEnd w:id="65"/>
     <w:bookmarkStart w:id="67" w:name="sol-expected-error-epe"/>
     <w:p>
       <w:pPr>
-        <w:pStyle w:val="FirstParagraph"/>
+        <w:pStyle w:val="BodyText"/>
       </w:pPr>
       <w:r>
         <w:rPr>
@@ -25746,7 +25704,7 @@
           <w:b/>
           <w:bCs/>
         </w:rPr>
-        <w:t xml:space="preserve">Exercise 7 (A held-out set estimates the generalization error)</w:t>
+        <w:t xml:space="preserve">Exercise 7 (Held-out predictions and the generalization error)</w:t>
       </w:r>
       <w:r>
         <w:t xml:space="preserve"> </w:t>
@@ -26136,7 +26094,7 @@
         <w:pStyle w:val="BodyText"/>
       </w:pPr>
       <w:r>
-        <w:t xml:space="preserve">Show that, given</w:t>
+        <w:t xml:space="preserve">Find, given</w:t>
       </w:r>
       <w:r>
         <w:t xml:space="preserve"> </w:t>
@@ -26187,7 +26145,13 @@
         <w:t xml:space="preserve"> </w:t>
       </w:r>
       <w:r>
-        <w:t xml:space="preserve">of the held-out predictions is</w:t>
+        <w:t xml:space="preserve">of the held-out predictions,</w:t>
+      </w:r>
+      <w:r>
+        <w:t xml:space="preserve"> </w:t>
+      </w:r>
+      <w:r>
+        <w:t xml:space="preserve">in terms of the generalization error</w:t>
       </w:r>
       <w:r>
         <w:t xml:space="preserve"> </w:t>
@@ -26432,44 +26396,6 @@
           <m:r>
             <m:t>​</m:t>
           </m:r>
-          <m:r>
-            <m:rPr>
-              <m:sty m:val="p"/>
-            </m:rPr>
-            <m:t>=</m:t>
-          </m:r>
-          <m:sSub>
-            <m:e>
-              <m:r>
-                <m:rPr>
-                  <m:sty m:val="p"/>
-                </m:rPr>
-                <m:t>Err</m:t>
-              </m:r>
-            </m:e>
-            <m:sub>
-              <m:sSub>
-                <m:e>
-                  <m:r>
-                    <m:rPr>
-                      <m:scr m:val="script"/>
-                      <m:sty m:val="p"/>
-                    </m:rPr>
-                    <m:t>D</m:t>
-                  </m:r>
-                </m:e>
-                <m:sub>
-                  <m:r>
-                    <m:rPr>
-                      <m:nor/>
-                      <m:sty m:val="p"/>
-                    </m:rPr>
-                    <m:t>train</m:t>
-                  </m:r>
-                </m:sub>
-              </m:sSub>
-            </m:sub>
-          </m:sSub>
           <m:r>
             <m:rPr>
               <m:sty m:val="p"/>
@@ -57550,7 +57476,7 @@
         <w:rPr>
           <w:rStyle w:val="CommentTok"/>
         </w:rPr>
-        <w:t xml:space="preserve">#&gt;    7.10543e-15    2.00000e+00</w:t>
+        <w:t xml:space="preserve">#&gt;    8.88178e-15    2.00000e+00</w:t>
       </w:r>
     </w:p>
     <w:p>
@@ -57558,7 +57484,7 @@
         <w:pStyle w:val="FirstParagraph"/>
       </w:pPr>
       <w:r>
-        <w:t xml:space="preserve">The two columns differ by at most 7.1e-15,</w:t>
+        <w:t xml:space="preserve">The two columns differ by at most 8.9e-15,</w:t>
       </w:r>
       <w:r>
         <w:t xml:space="preserve"> </w:t>
